--- a/inst/troll_notes.docx
+++ b/inst/troll_notes.docx
@@ -79,6 +79,32 @@
       </w:r>
     </w:p>
     <w:p>
+      <w:proofErr w:type="spellStart"/>
+      <w:r>
+        <w:rPr>
+          <w:b/>
+        </w:rPr>
+        <w:t>rolling_range_secs</w:t>
+      </w:r>
+      <w:proofErr w:type="spellEnd"/>
+      <w:r>
+        <w:t>: window size in seconds used to compute rolling ranges for determining stability of Temperature and DO. A warning: as this increases, additional rows of data will be unavailable for final parameter value calculation because the rolling range calculation returns NA’s if any exist in the window to avoid bias from incomplete window datasets when the “</w:t>
+      </w:r>
+      <w:proofErr w:type="spellStart"/>
+      <w:r>
+        <w:t>post_jiggle</w:t>
+      </w:r>
+      <w:proofErr w:type="spellEnd"/>
+      <w:r>
+        <w:t>” period is initially</w:t>
+      </w:r>
+      <w:bookmarkStart w:id="0" w:name="_GoBack"/>
+      <w:bookmarkEnd w:id="0"/>
+      <w:r>
+        <w:t xml:space="preserve"> reached. </w:t>
+      </w:r>
+    </w:p>
+    <w:p>
       <w:r>
         <w:t>If you get:</w:t>
       </w:r>
@@ -172,8 +198,6 @@
       <w:r>
         <w:t xml:space="preserve">” to increase the time used to calculate final parameter values if warranted. </w:t>
       </w:r>
-      <w:bookmarkStart w:id="0" w:name="_GoBack"/>
-      <w:bookmarkEnd w:id="0"/>
     </w:p>
     <w:sectPr>
       <w:pgSz w:w="12240" w:h="15840"/>
